--- a/out/Customer_Letter_708532735.docx
+++ b/out/Customer_Letter_708532735.docx
@@ -305,7 +305,9 @@
         </w:rPr>
         <w:t xml:space="preserve">Phil Le Page</w:t>
         <w:br/>
-        <w:t xml:space="preserve">PO BOX 958 / NORTH SYDNEY NSW 2059</w:t>
+        <w:t xml:space="preserve">DCH - Theatres</w:t>
+        <w:br/>
+        <w:t xml:space="preserve">Concord NSW 2137</w:t>
       </w:r>
       <w:r>
         <w:br/>
@@ -699,7 +701,7 @@
               <w:rPr>
                 <w:rFonts w:ascii="Avenir Next LT Pro" w:hAnsi="Avenir Next LT Pro"/>
               </w:rPr>
-              <w:t xml:space="preserve">Medtronic conducted an investigation based upon all received information. Without a product returned for evaluation a likely cause for the reported condition could not be established. Medtronic’s assessment determined that manufacturing action is not required at this time. To ensure product oversight, this complaint report is incorporated into Medtronic’s complaint monitoring and tracking system. The manufacturing records for each device are thoroughly reviewed to ensure the product meets its quality specifications. Should new information become available the file will be re-opened and the investigation summary will be amended as appropriate.</w:t>
+              <w:t xml:space="preserve">Medtronic conducted an investigation based upon all received information. Without a product returned for evaluation a likely cause for the reported condition could not be established. Medtronic's assessment determined that manufacturing action is not required at this time. To ensure product oversight, this complaint report is incorporated into Medtronic's complaint monitoring and tracking system. The manufacturing records for each device are thoroughly reviewed to ensure the product meets its quality specifications. Should new information become available the file will be re-opened and the investigation summary will be amended as appropriate.</w:t>
             </w:r>
           </w:p>
         </w:tc>
